--- a/module4/miniproject1/planning.docx
+++ b/module4/miniproject1/planning.docx
@@ -12,14 +12,48 @@
     </w:p>
     <w:p/>
     <w:p>
-      <w:r>
-        <w:t>Aim of mini project: develop a mock frontend for my Mobile Stock Gossip</w:t>
-      </w:r>
-      <w:r>
+      <w:pPr>
+        <w:pStyle w:val="Heading4"/>
+      </w:pPr>
+      <w:r>
+        <w:t>AIM</w:t>
+      </w:r>
+    </w:p>
+    <w:p>
+      <w:r>
+        <w:t>D</w:t>
+      </w:r>
+      <w:r>
+        <w:t xml:space="preserve">evelop a mock frontend for my </w:t>
+      </w:r>
+      <w:r>
+        <w:rPr>
+          <w:b/>
+          <w:bCs/>
+        </w:rPr>
+        <w:t>Mobile Stock Gossip</w:t>
+      </w:r>
+      <w:r>
+        <w:rPr>
+          <w:b/>
+          <w:bCs/>
+        </w:rPr>
         <w:t xml:space="preserve"> project</w:t>
       </w:r>
       <w:r>
-        <w:t xml:space="preserve">, using Bootstrap CSS, certain </w:t>
+        <w:t>, using Bootstrap</w:t>
+      </w:r>
+      <w:r>
+        <w:t xml:space="preserve"> CSS framework</w:t>
+      </w:r>
+      <w:r>
+        <w:t xml:space="preserve">, </w:t>
+      </w:r>
+      <w:r>
+        <w:t>a JS library</w:t>
+      </w:r>
+      <w:r>
+        <w:t xml:space="preserve"> </w:t>
       </w:r>
       <w:r>
         <w:t xml:space="preserve">(Apache </w:t>
@@ -32,22 +66,528 @@
       <w:r>
         <w:t>)</w:t>
       </w:r>
+      <w:r>
+        <w:t xml:space="preserve"> and AXIOS to call on a local JSON </w:t>
+      </w:r>
+      <w:r>
+        <w:t>DB</w:t>
+      </w:r>
+      <w:r>
+        <w:t>.</w:t>
+      </w:r>
     </w:p>
     <w:p/>
     <w:p>
-      <w:r>
-        <w:t xml:space="preserve">Rationale: </w:t>
+      <w:pPr>
+        <w:pStyle w:val="Heading4"/>
+      </w:pPr>
+      <w:r>
+        <w:t>P</w:t>
+      </w:r>
+      <w:r>
+        <w:rPr>
+          <w:rStyle w:val="Heading4Char"/>
+          <w:b/>
+          <w:bCs/>
+        </w:rPr>
+        <w:t>ROBLEM</w:t>
+      </w:r>
+    </w:p>
+    <w:p>
+      <w:r>
+        <w:t xml:space="preserve">Fundamental investment professionals cannot perform </w:t>
+      </w:r>
+      <w:r>
+        <w:rPr>
+          <w:u w:val="single"/>
+        </w:rPr>
+        <w:t>rigorous due diligence or monitoring</w:t>
+      </w:r>
+      <w:r>
+        <w:t xml:space="preserve"> on</w:t>
+      </w:r>
+      <w:r>
+        <w:t xml:space="preserve"> the move:</w:t>
+      </w:r>
+    </w:p>
+    <w:p>
+      <w:pPr>
+        <w:ind w:left="720"/>
+      </w:pPr>
+      <w:r>
+        <w:rPr>
+          <w:b/>
+          <w:bCs/>
+        </w:rPr>
+        <w:t>Due diligence:</w:t>
+      </w:r>
+      <w:r>
+        <w:t xml:space="preserve"> while on the move or on a site tour, you can only really take notes</w:t>
+      </w:r>
+      <w:r>
+        <w:t xml:space="preserve"> on your tablet, mobile or notepad</w:t>
+      </w:r>
+      <w:r>
+        <w:t xml:space="preserve">. But </w:t>
+      </w:r>
+      <w:r>
+        <w:t>you</w:t>
+      </w:r>
+      <w:r>
+        <w:t xml:space="preserve"> need to go back to a</w:t>
+      </w:r>
+      <w:r>
+        <w:t xml:space="preserve"> laptop/</w:t>
+      </w:r>
+      <w:r>
+        <w:t xml:space="preserve"> desktop with a larger screen to </w:t>
+      </w:r>
+      <w:r>
+        <w:t xml:space="preserve">property </w:t>
+      </w:r>
+      <w:r>
+        <w:t xml:space="preserve">gather materials and perform due diligence. </w:t>
+      </w:r>
+    </w:p>
+    <w:p>
+      <w:pPr>
+        <w:ind w:left="720"/>
+      </w:pPr>
+      <w:r>
+        <w:rPr>
+          <w:b/>
+          <w:bCs/>
+        </w:rPr>
+        <w:t>Monitoring:</w:t>
+      </w:r>
+      <w:r>
+        <w:t xml:space="preserve"> </w:t>
+      </w:r>
+      <w:r>
+        <w:t>it</w:t>
+      </w:r>
+      <w:r>
+        <w:t xml:space="preserve"> i</w:t>
+      </w:r>
+      <w:r>
+        <w:t xml:space="preserve">s </w:t>
+      </w:r>
+      <w:r>
+        <w:t>currently impossible</w:t>
+      </w:r>
+      <w:r>
+        <w:t xml:space="preserve"> to monitor</w:t>
+      </w:r>
+      <w:r>
+        <w:t xml:space="preserve"> your</w:t>
+      </w:r>
+      <w:r>
+        <w:t xml:space="preserve"> stocks properly</w:t>
+      </w:r>
+      <w:r>
+        <w:t xml:space="preserve"> (outside of share price)</w:t>
+      </w:r>
+      <w:r>
+        <w:t xml:space="preserve"> as research platforms provide too much information</w:t>
+      </w:r>
+      <w:r>
+        <w:t xml:space="preserve"> in a manner that cannot be processed in a small screen</w:t>
+      </w:r>
+      <w:r>
+        <w:t xml:space="preserve">. </w:t>
+      </w:r>
+    </w:p>
+    <w:p>
+      <w:pPr>
+        <w:rPr>
+          <w:i/>
+          <w:iCs/>
+        </w:rPr>
+      </w:pPr>
+      <w:r>
+        <w:rPr>
+          <w:i/>
+          <w:iCs/>
+        </w:rPr>
+        <w:t xml:space="preserve">“In the modern world, why should the gathering of </w:t>
+      </w:r>
+      <w:r>
+        <w:rPr>
+          <w:i/>
+          <w:iCs/>
+        </w:rPr>
+        <w:t xml:space="preserve">research </w:t>
+      </w:r>
+      <w:r>
+        <w:rPr>
+          <w:i/>
+          <w:iCs/>
+        </w:rPr>
+        <w:t>materials and perform</w:t>
+      </w:r>
+      <w:r>
+        <w:rPr>
+          <w:i/>
+          <w:iCs/>
+        </w:rPr>
+        <w:t>ance</w:t>
+      </w:r>
+      <w:r>
+        <w:rPr>
+          <w:i/>
+          <w:iCs/>
+        </w:rPr>
+        <w:t xml:space="preserve"> of due diligence be </w:t>
+      </w:r>
+      <w:r>
+        <w:rPr>
+          <w:i/>
+          <w:iCs/>
+        </w:rPr>
+        <w:t xml:space="preserve">bound by whether I have a </w:t>
+      </w:r>
+      <w:r>
+        <w:rPr>
+          <w:i/>
+          <w:iCs/>
+        </w:rPr>
+        <w:t xml:space="preserve">large screen?” </w:t>
       </w:r>
     </w:p>
     <w:p/>
     <w:p>
-      <w:r>
-        <w:t>I want to monitor watchlist of stocks on a small mobile screen divided by lenses.</w:t>
-      </w:r>
-    </w:p>
-    <w:p>
-      <w:r>
-        <w:t>I want ability to add stocks quickly to watchlist and start researching it when gossiping with peers.</w:t>
+      <w:pPr>
+        <w:pStyle w:val="Heading4"/>
+      </w:pPr>
+      <w:r>
+        <w:t>SOLUTION HYPOTHESIS</w:t>
+      </w:r>
+    </w:p>
+    <w:p>
+      <w:pPr>
+        <w:rPr>
+          <w:rFonts w:ascii="Segoe UI Emoji" w:hAnsi="Segoe UI Emoji" w:cs="Segoe UI Emoji"/>
+          <w:i/>
+          <w:iCs/>
+        </w:rPr>
+      </w:pPr>
+      <w:r>
+        <w:rPr>
+          <w:i/>
+          <w:iCs/>
+        </w:rPr>
+        <w:t xml:space="preserve">“Stock ideas move fast. Your research should too.” </w:t>
+      </w:r>
+      <w:r>
+        <w:rPr>
+          <w:rFonts w:ascii="Segoe UI Emoji" w:hAnsi="Segoe UI Emoji" w:cs="Segoe UI Emoji"/>
+          <w:i/>
+          <w:iCs/>
+        </w:rPr>
+        <w:t>⚡</w:t>
+      </w:r>
+    </w:p>
+    <w:p>
+      <w:r>
+        <w:t>I should be able to perform</w:t>
+      </w:r>
+      <w:r>
+        <w:t xml:space="preserve"> fundamental investment research</w:t>
+      </w:r>
+      <w:r>
+        <w:t xml:space="preserve"> </w:t>
+      </w:r>
+      <w:r>
+        <w:rPr>
+          <w:u w:val="single"/>
+        </w:rPr>
+        <w:t xml:space="preserve">due diligence </w:t>
+      </w:r>
+      <w:r>
+        <w:rPr>
+          <w:u w:val="single"/>
+        </w:rPr>
+        <w:t>and</w:t>
+      </w:r>
+      <w:r>
+        <w:rPr>
+          <w:u w:val="single"/>
+        </w:rPr>
+        <w:t xml:space="preserve"> monitoring</w:t>
+      </w:r>
+      <w:r>
+        <w:t xml:space="preserve"> on a </w:t>
+      </w:r>
+      <w:r>
+        <w:t>small mobile screen.</w:t>
+      </w:r>
+    </w:p>
+    <w:p>
+      <w:pPr>
+        <w:rPr>
+          <w:b/>
+          <w:bCs/>
+        </w:rPr>
+      </w:pPr>
+      <w:r>
+        <w:t>When I enter the office, I should be able to seamlessly continue my work. There should be no friction between working on the move vs working at the office in front of a desktop.</w:t>
+      </w:r>
+    </w:p>
+    <w:p>
+      <w:r>
+        <w:t>Long term, I should be able to do th</w:t>
+      </w:r>
+      <w:r>
+        <w:t>e same</w:t>
+      </w:r>
+      <w:r>
+        <w:t xml:space="preserve"> </w:t>
+      </w:r>
+      <w:r>
+        <w:t xml:space="preserve">type of work </w:t>
+      </w:r>
+      <w:r>
+        <w:t>on a VR headset, holographic screen or VR contact lenses.</w:t>
+      </w:r>
+    </w:p>
+    <w:p/>
+    <w:p>
+      <w:pPr>
+        <w:pStyle w:val="Heading4"/>
+      </w:pPr>
+      <w:r>
+        <w:t>FUTURE DEVELO</w:t>
+      </w:r>
+      <w:r>
+        <w:t>P</w:t>
+      </w:r>
+      <w:r>
+        <w:t>MENT</w:t>
+      </w:r>
+    </w:p>
+    <w:p>
+      <w:r>
+        <w:rPr>
+          <w:b/>
+          <w:bCs/>
+        </w:rPr>
+        <w:t>API:</w:t>
+      </w:r>
+      <w:r>
+        <w:t xml:space="preserve"> I have access to a</w:t>
+      </w:r>
+      <w:r>
+        <w:t xml:space="preserve"> comprehensive paid API </w:t>
+      </w:r>
+      <w:r>
+        <w:t xml:space="preserve">which has data on 50,000 stocks globally, with 300 different financial metrics for each stock, over up to 30 years. </w:t>
+      </w:r>
+    </w:p>
+    <w:p>
+      <w:r>
+        <w:t>H</w:t>
+      </w:r>
+      <w:r>
+        <w:t>owever extensive manipulation is required to have that data presented in a manner which benefits the user.</w:t>
+      </w:r>
+      <w:r>
+        <w:t xml:space="preserve"> It’s all to do with manipulating the differences lenses and implementing this on the backend so I don’t present too much data like all the other platforms do currently. </w:t>
+      </w:r>
+      <w:r>
+        <w:rPr>
+          <w:b/>
+          <w:bCs/>
+        </w:rPr>
+        <w:t xml:space="preserve">I will </w:t>
+      </w:r>
+      <w:r>
+        <w:rPr>
+          <w:b/>
+          <w:bCs/>
+        </w:rPr>
+        <w:t>attempt</w:t>
+      </w:r>
+      <w:r>
+        <w:rPr>
+          <w:b/>
+          <w:bCs/>
+        </w:rPr>
+        <w:t xml:space="preserve"> this for the next mini project.</w:t>
+      </w:r>
+    </w:p>
+    <w:p>
+      <w:r>
+        <w:rPr>
+          <w:b/>
+          <w:bCs/>
+        </w:rPr>
+        <w:t>PDFs:</w:t>
+      </w:r>
+      <w:r>
+        <w:t xml:space="preserve"> I have</w:t>
+      </w:r>
+      <w:r>
+        <w:t xml:space="preserve"> extensive broker research on stocks and will implement this if I have time. Again, the key is only relevant research should be shown. I don’t need a data dump like all the incumbents.</w:t>
+      </w:r>
+      <w:r>
+        <w:br w:type="page"/>
+      </w:r>
+      <w:r>
+        <w:lastRenderedPageBreak/>
+        <w:t xml:space="preserve"> </w:t>
+      </w:r>
+    </w:p>
+    <w:p>
+      <w:pPr>
+        <w:rPr>
+          <w:b/>
+          <w:bCs/>
+        </w:rPr>
+      </w:pPr>
+      <w:r>
+        <w:rPr>
+          <w:b/>
+          <w:bCs/>
+        </w:rPr>
+        <w:t>Requirements:</w:t>
+      </w:r>
+    </w:p>
+    <w:p/>
+    <w:p>
+      <w:pPr>
+        <w:rPr>
+          <w:b/>
+          <w:bCs/>
+        </w:rPr>
+      </w:pPr>
+      <w:r>
+        <w:rPr>
+          <w:b/>
+          <w:bCs/>
+        </w:rPr>
+        <w:t>1 Landing Page</w:t>
+      </w:r>
+      <w:r>
+        <w:rPr>
+          <w:b/>
+          <w:bCs/>
+        </w:rPr>
+        <w:t xml:space="preserve"> index.html</w:t>
+      </w:r>
+    </w:p>
+    <w:p>
+      <w:r>
+        <w:t>A</w:t>
+      </w:r>
+      <w:r>
+        <w:t xml:space="preserve"> mobile dashboard with large </w:t>
+      </w:r>
+      <w:proofErr w:type="spellStart"/>
+      <w:r>
+        <w:t>lense</w:t>
+      </w:r>
+      <w:proofErr w:type="spellEnd"/>
+      <w:r>
+        <w:t xml:space="preserve"> containers stacked vertically. </w:t>
+      </w:r>
+    </w:p>
+    <w:p>
+      <w:r>
+        <w:t xml:space="preserve">Each </w:t>
+      </w:r>
+      <w:proofErr w:type="spellStart"/>
+      <w:r>
+        <w:t>lense</w:t>
+      </w:r>
+      <w:proofErr w:type="spellEnd"/>
+      <w:r>
+        <w:t xml:space="preserve"> container should have a chart highlighting how lenses are doing versus the market</w:t>
+      </w:r>
+      <w:r>
+        <w:t>.</w:t>
+      </w:r>
+    </w:p>
+    <w:p/>
+    <w:p>
+      <w:pPr>
+        <w:rPr>
+          <w:b/>
+          <w:bCs/>
+        </w:rPr>
+      </w:pPr>
+      <w:r>
+        <w:rPr>
+          <w:b/>
+          <w:bCs/>
+        </w:rPr>
+        <w:t xml:space="preserve">2 </w:t>
+      </w:r>
+      <w:r>
+        <w:rPr>
+          <w:b/>
+          <w:bCs/>
+        </w:rPr>
+        <w:t>Stock Cards Page</w:t>
+      </w:r>
+      <w:r>
+        <w:rPr>
+          <w:b/>
+          <w:bCs/>
+        </w:rPr>
+        <w:t xml:space="preserve"> cards.html</w:t>
+      </w:r>
+    </w:p>
+    <w:p>
+      <w:r>
+        <w:t xml:space="preserve">I want to monitor </w:t>
+      </w:r>
+      <w:r>
+        <w:t xml:space="preserve">a </w:t>
+      </w:r>
+      <w:r>
+        <w:t xml:space="preserve">watchlist of stocks on a small mobile screen divided by </w:t>
+      </w:r>
+      <w:proofErr w:type="spellStart"/>
+      <w:r>
+        <w:t>lense</w:t>
+      </w:r>
+      <w:proofErr w:type="spellEnd"/>
+      <w:r>
+        <w:t xml:space="preserve"> categories</w:t>
+      </w:r>
+      <w:r>
+        <w:t xml:space="preserve"> (e.g. deep value vs unprofitable growth vs profitable growth vs defensive yield)</w:t>
+      </w:r>
+      <w:r>
+        <w:t>.</w:t>
+      </w:r>
+    </w:p>
+    <w:p>
+      <w:r>
+        <w:t xml:space="preserve">I should be able to allocate a </w:t>
+      </w:r>
+      <w:proofErr w:type="spellStart"/>
+      <w:r>
+        <w:t>lense</w:t>
+      </w:r>
+      <w:proofErr w:type="spellEnd"/>
+      <w:r>
+        <w:t xml:space="preserve"> to a stock and </w:t>
+      </w:r>
+      <w:r>
+        <w:t>start researching it wh</w:t>
+      </w:r>
+      <w:r>
+        <w:t>ile</w:t>
+      </w:r>
+      <w:r>
+        <w:t xml:space="preserve"> gossiping with</w:t>
+      </w:r>
+      <w:r>
+        <w:t xml:space="preserve"> my</w:t>
+      </w:r>
+      <w:r>
+        <w:t xml:space="preserve"> peers.</w:t>
       </w:r>
     </w:p>
     <w:p>
@@ -61,81 +601,108 @@
       <w:proofErr w:type="spellEnd"/>
       <w:r>
         <w:t xml:space="preserve"> category.</w:t>
+      </w:r>
+      <w:r>
+        <w:t xml:space="preserve"> I don’t want every metric for every stock.</w:t>
+      </w:r>
+    </w:p>
+    <w:p/>
+    <w:p>
+      <w:pPr>
+        <w:rPr>
+          <w:b/>
+          <w:bCs/>
+        </w:rPr>
+      </w:pPr>
+      <w:r>
+        <w:rPr>
+          <w:b/>
+          <w:bCs/>
+        </w:rPr>
+        <w:t xml:space="preserve">3 </w:t>
+      </w:r>
+      <w:r>
+        <w:rPr>
+          <w:b/>
+          <w:bCs/>
+        </w:rPr>
+        <w:t>Add stock a</w:t>
+      </w:r>
+      <w:r>
+        <w:rPr>
+          <w:b/>
+          <w:bCs/>
+        </w:rPr>
+        <w:t>ddcards</w:t>
+      </w:r>
+      <w:r>
+        <w:rPr>
+          <w:b/>
+          <w:bCs/>
+        </w:rPr>
+        <w:t>.html</w:t>
+      </w:r>
+    </w:p>
+    <w:p>
+      <w:r>
+        <w:t xml:space="preserve">I want to quickly add a new stock with my own name for the company and lenses category. </w:t>
+      </w:r>
+    </w:p>
+    <w:p>
+      <w:r>
+        <w:t>Then have it call on an external JSON server to populate with only the relevant metrics.</w:t>
       </w:r>
     </w:p>
     <w:p/>
     <w:p/>
-    <w:p>
-      <w:r>
-        <w:t xml:space="preserve">Landing page containing 4 </w:t>
-      </w:r>
+    <w:p/>
+    <w:p/>
+    <w:p/>
+    <w:p>
+      <w:r>
+        <w:t>Stock cards page</w:t>
+      </w:r>
+    </w:p>
+    <w:p/>
+    <w:p>
+      <w:r>
+        <w:t>Different data shown for each share price</w:t>
+      </w:r>
+    </w:p>
+    <w:p/>
+    <w:p>
+      <w:pPr>
+        <w:jc w:val="left"/>
+      </w:pPr>
+      <w:r>
+        <w:br w:type="page"/>
+      </w:r>
+    </w:p>
+    <w:p>
+      <w:pPr>
+        <w:rPr>
+          <w:b/>
+          <w:bCs/>
+        </w:rPr>
+      </w:pPr>
       <w:proofErr w:type="spellStart"/>
       <w:r>
-        <w:t>lense</w:t>
+        <w:rPr>
+          <w:b/>
+          <w:bCs/>
+        </w:rPr>
+        <w:lastRenderedPageBreak/>
+        <w:t>Deisn</w:t>
       </w:r>
       <w:proofErr w:type="spellEnd"/>
       <w:r>
-        <w:t xml:space="preserve"> categories</w:t>
-      </w:r>
-    </w:p>
-    <w:p/>
-    <w:p>
-      <w:r>
-        <w:t>"</w:t>
-      </w:r>
-      <w:proofErr w:type="gramStart"/>
-      <w:r>
-        <w:t>deep</w:t>
-      </w:r>
-      <w:proofErr w:type="gramEnd"/>
-      <w:r>
-        <w:t xml:space="preserve"> value"</w:t>
-      </w:r>
-    </w:p>
-    <w:p>
-      <w:r>
-        <w:t>"</w:t>
-      </w:r>
-      <w:proofErr w:type="gramStart"/>
-      <w:r>
-        <w:t>profitable</w:t>
-      </w:r>
-      <w:proofErr w:type="gramEnd"/>
-      <w:r>
-        <w:t xml:space="preserve"> growth"</w:t>
-      </w:r>
-    </w:p>
-    <w:p>
-      <w:r>
-        <w:t>"</w:t>
-      </w:r>
-      <w:proofErr w:type="gramStart"/>
-      <w:r>
-        <w:t>unprofitable</w:t>
-      </w:r>
-      <w:proofErr w:type="gramEnd"/>
-      <w:r>
-        <w:t xml:space="preserve"> growth"</w:t>
-      </w:r>
-    </w:p>
-    <w:p>
-      <w:r>
-        <w:t>"yield"</w:t>
-      </w:r>
-    </w:p>
-    <w:p/>
-    <w:p>
-      <w:r>
-        <w:t>Stock cards page</w:t>
-      </w:r>
-    </w:p>
-    <w:p/>
-    <w:p>
-      <w:r>
-        <w:t>Different data shown for each share price</w:t>
-      </w:r>
-    </w:p>
-    <w:p/>
+        <w:rPr>
+          <w:b/>
+          <w:bCs/>
+        </w:rPr>
+        <w:t>:</w:t>
+      </w:r>
+    </w:p>
     <w:p/>
     <w:sectPr>
       <w:pgSz w:w="11906" w:h="16838"/>
@@ -145,6 +712,311 @@
     </w:sectPr>
   </w:body>
 </w:document>
+</file>
+
+<file path=word/numbering.xml><?xml version="1.0" encoding="utf-8"?>
+<w:numbering xmlns:wpc="http://schemas.microsoft.com/office/word/2010/wordprocessingCanvas" xmlns:cx="http://schemas.microsoft.com/office/drawing/2014/chartex" xmlns:cx1="http://schemas.microsoft.com/office/drawing/2015/9/8/chartex" xmlns:cx2="http://schemas.microsoft.com/office/drawing/2015/10/21/chartex" xmlns:cx3="http://schemas.microsoft.com/office/drawing/2016/5/9/chartex" xmlns:cx4="http://schemas.microsoft.com/office/drawing/2016/5/10/chartex" xmlns:cx5="http://schemas.microsoft.com/office/drawing/2016/5/11/chartex" xmlns:cx6="http://schemas.microsoft.com/office/drawing/2016/5/12/chartex" xmlns:cx7="http://schemas.microsoft.com/office/drawing/2016/5/13/chartex" xmlns:cx8="http://schemas.microsoft.com/office/drawing/2016/5/14/chartex" xmlns:mc="http://schemas.openxmlformats.org/markup-compatibility/2006" xmlns:aink="http://schemas.microsoft.com/office/drawing/2016/ink" xmlns:am3d="http://schemas.microsoft.com/office/drawing/2017/model3d" xmlns:o="urn:schemas-microsoft-com:office:office" xmlns:oel="http://schemas.microsoft.com/office/2019/extlst" xmlns:r="http://schemas.openxmlformats.org/officeDocument/2006/relationships" xmlns:m="http://schemas.openxmlformats.org/officeDocument/2006/math" xmlns:v="urn:schemas-microsoft-com:vml" xmlns:wp14="http://schemas.microsoft.com/office/word/2010/wordprocessingDrawing" xmlns:wp="http://schemas.openxmlformats.org/drawingml/2006/wordprocessingDrawing" xmlns:w10="urn:schemas-microsoft-com:office:word" xmlns:w="http://schemas.openxmlformats.org/wordprocessingml/2006/main" xmlns:w14="http://schemas.microsoft.com/office/word/2010/wordml" xmlns:w15="http://schemas.microsoft.com/office/word/2012/wordml" xmlns:w16cex="http://schemas.microsoft.com/office/word/2018/wordml/cex" xmlns:w16cid="http://schemas.microsoft.com/office/word/2016/wordml/cid" xmlns:w16="http://schemas.microsoft.com/office/word/2018/wordml" xmlns:w16du="http://schemas.microsoft.com/office/word/2023/wordml/word16du" xmlns:w16sdtdh="http://schemas.microsoft.com/office/word/2020/wordml/sdtdatahash" xmlns:w16sdtfl="http://schemas.microsoft.com/office/word/2024/wordml/sdtformatlock" xmlns:w16se="http://schemas.microsoft.com/office/word/2015/wordml/symex" xmlns:wpg="http://schemas.microsoft.com/office/word/2010/wordprocessingGroup" xmlns:wpi="http://schemas.microsoft.com/office/word/2010/wordprocessingInk" xmlns:wne="http://schemas.microsoft.com/office/word/2006/wordml" xmlns:wps="http://schemas.microsoft.com/office/word/2010/wordprocessingShape" mc:Ignorable="w14 w15 w16se w16cid w16 w16cex w16sdtdh w16sdtfl w16du wp14">
+  <w:abstractNum w:abstractNumId="0" w15:restartNumberingAfterBreak="0">
+    <w:nsid w:val="136C4E2D"/>
+    <w:multiLevelType w:val="hybridMultilevel"/>
+    <w:tmpl w:val="D8CCCAAE"/>
+    <w:lvl w:ilvl="0" w:tplc="1EDC6060">
+      <w:start w:val="1"/>
+      <w:numFmt w:val="bullet"/>
+      <w:lvlText w:val="-"/>
+      <w:lvlJc w:val="left"/>
+      <w:pPr>
+        <w:ind w:left="720" w:hanging="360"/>
+      </w:pPr>
+      <w:rPr>
+        <w:rFonts w:ascii="Arial" w:eastAsiaTheme="minorEastAsia" w:hAnsi="Arial" w:cs="Arial" w:hint="default"/>
+      </w:rPr>
+    </w:lvl>
+    <w:lvl w:ilvl="1" w:tplc="0C090003" w:tentative="1">
+      <w:start w:val="1"/>
+      <w:numFmt w:val="bullet"/>
+      <w:lvlText w:val="o"/>
+      <w:lvlJc w:val="left"/>
+      <w:pPr>
+        <w:ind w:left="1440" w:hanging="360"/>
+      </w:pPr>
+      <w:rPr>
+        <w:rFonts w:ascii="Courier New" w:hAnsi="Courier New" w:cs="Courier New" w:hint="default"/>
+      </w:rPr>
+    </w:lvl>
+    <w:lvl w:ilvl="2" w:tplc="0C090005" w:tentative="1">
+      <w:start w:val="1"/>
+      <w:numFmt w:val="bullet"/>
+      <w:lvlText w:val=""/>
+      <w:lvlJc w:val="left"/>
+      <w:pPr>
+        <w:ind w:left="2160" w:hanging="360"/>
+      </w:pPr>
+      <w:rPr>
+        <w:rFonts w:ascii="Wingdings" w:hAnsi="Wingdings" w:hint="default"/>
+      </w:rPr>
+    </w:lvl>
+    <w:lvl w:ilvl="3" w:tplc="0C090001" w:tentative="1">
+      <w:start w:val="1"/>
+      <w:numFmt w:val="bullet"/>
+      <w:lvlText w:val=""/>
+      <w:lvlJc w:val="left"/>
+      <w:pPr>
+        <w:ind w:left="2880" w:hanging="360"/>
+      </w:pPr>
+      <w:rPr>
+        <w:rFonts w:ascii="Symbol" w:hAnsi="Symbol" w:hint="default"/>
+      </w:rPr>
+    </w:lvl>
+    <w:lvl w:ilvl="4" w:tplc="0C090003" w:tentative="1">
+      <w:start w:val="1"/>
+      <w:numFmt w:val="bullet"/>
+      <w:lvlText w:val="o"/>
+      <w:lvlJc w:val="left"/>
+      <w:pPr>
+        <w:ind w:left="3600" w:hanging="360"/>
+      </w:pPr>
+      <w:rPr>
+        <w:rFonts w:ascii="Courier New" w:hAnsi="Courier New" w:cs="Courier New" w:hint="default"/>
+      </w:rPr>
+    </w:lvl>
+    <w:lvl w:ilvl="5" w:tplc="0C090005" w:tentative="1">
+      <w:start w:val="1"/>
+      <w:numFmt w:val="bullet"/>
+      <w:lvlText w:val=""/>
+      <w:lvlJc w:val="left"/>
+      <w:pPr>
+        <w:ind w:left="4320" w:hanging="360"/>
+      </w:pPr>
+      <w:rPr>
+        <w:rFonts w:ascii="Wingdings" w:hAnsi="Wingdings" w:hint="default"/>
+      </w:rPr>
+    </w:lvl>
+    <w:lvl w:ilvl="6" w:tplc="0C090001" w:tentative="1">
+      <w:start w:val="1"/>
+      <w:numFmt w:val="bullet"/>
+      <w:lvlText w:val=""/>
+      <w:lvlJc w:val="left"/>
+      <w:pPr>
+        <w:ind w:left="5040" w:hanging="360"/>
+      </w:pPr>
+      <w:rPr>
+        <w:rFonts w:ascii="Symbol" w:hAnsi="Symbol" w:hint="default"/>
+      </w:rPr>
+    </w:lvl>
+    <w:lvl w:ilvl="7" w:tplc="0C090003" w:tentative="1">
+      <w:start w:val="1"/>
+      <w:numFmt w:val="bullet"/>
+      <w:lvlText w:val="o"/>
+      <w:lvlJc w:val="left"/>
+      <w:pPr>
+        <w:ind w:left="5760" w:hanging="360"/>
+      </w:pPr>
+      <w:rPr>
+        <w:rFonts w:ascii="Courier New" w:hAnsi="Courier New" w:cs="Courier New" w:hint="default"/>
+      </w:rPr>
+    </w:lvl>
+    <w:lvl w:ilvl="8" w:tplc="0C090005" w:tentative="1">
+      <w:start w:val="1"/>
+      <w:numFmt w:val="bullet"/>
+      <w:lvlText w:val=""/>
+      <w:lvlJc w:val="left"/>
+      <w:pPr>
+        <w:ind w:left="6480" w:hanging="360"/>
+      </w:pPr>
+      <w:rPr>
+        <w:rFonts w:ascii="Wingdings" w:hAnsi="Wingdings" w:hint="default"/>
+      </w:rPr>
+    </w:lvl>
+  </w:abstractNum>
+  <w:abstractNum w:abstractNumId="1" w15:restartNumberingAfterBreak="0">
+    <w:nsid w:val="24477ED5"/>
+    <w:multiLevelType w:val="hybridMultilevel"/>
+    <w:tmpl w:val="0F6E36BC"/>
+    <w:lvl w:ilvl="0" w:tplc="0C09000F">
+      <w:start w:val="1"/>
+      <w:numFmt w:val="decimal"/>
+      <w:lvlText w:val="%1."/>
+      <w:lvlJc w:val="left"/>
+      <w:pPr>
+        <w:ind w:left="720" w:hanging="360"/>
+      </w:pPr>
+      <w:rPr>
+        <w:rFonts w:hint="default"/>
+      </w:rPr>
+    </w:lvl>
+    <w:lvl w:ilvl="1" w:tplc="0C090019" w:tentative="1">
+      <w:start w:val="1"/>
+      <w:numFmt w:val="lowerLetter"/>
+      <w:lvlText w:val="%2."/>
+      <w:lvlJc w:val="left"/>
+      <w:pPr>
+        <w:ind w:left="1440" w:hanging="360"/>
+      </w:pPr>
+    </w:lvl>
+    <w:lvl w:ilvl="2" w:tplc="0C09001B" w:tentative="1">
+      <w:start w:val="1"/>
+      <w:numFmt w:val="lowerRoman"/>
+      <w:lvlText w:val="%3."/>
+      <w:lvlJc w:val="right"/>
+      <w:pPr>
+        <w:ind w:left="2160" w:hanging="180"/>
+      </w:pPr>
+    </w:lvl>
+    <w:lvl w:ilvl="3" w:tplc="0C09000F" w:tentative="1">
+      <w:start w:val="1"/>
+      <w:numFmt w:val="decimal"/>
+      <w:lvlText w:val="%4."/>
+      <w:lvlJc w:val="left"/>
+      <w:pPr>
+        <w:ind w:left="2880" w:hanging="360"/>
+      </w:pPr>
+    </w:lvl>
+    <w:lvl w:ilvl="4" w:tplc="0C090019" w:tentative="1">
+      <w:start w:val="1"/>
+      <w:numFmt w:val="lowerLetter"/>
+      <w:lvlText w:val="%5."/>
+      <w:lvlJc w:val="left"/>
+      <w:pPr>
+        <w:ind w:left="3600" w:hanging="360"/>
+      </w:pPr>
+    </w:lvl>
+    <w:lvl w:ilvl="5" w:tplc="0C09001B" w:tentative="1">
+      <w:start w:val="1"/>
+      <w:numFmt w:val="lowerRoman"/>
+      <w:lvlText w:val="%6."/>
+      <w:lvlJc w:val="right"/>
+      <w:pPr>
+        <w:ind w:left="4320" w:hanging="180"/>
+      </w:pPr>
+    </w:lvl>
+    <w:lvl w:ilvl="6" w:tplc="0C09000F" w:tentative="1">
+      <w:start w:val="1"/>
+      <w:numFmt w:val="decimal"/>
+      <w:lvlText w:val="%7."/>
+      <w:lvlJc w:val="left"/>
+      <w:pPr>
+        <w:ind w:left="5040" w:hanging="360"/>
+      </w:pPr>
+    </w:lvl>
+    <w:lvl w:ilvl="7" w:tplc="0C090019" w:tentative="1">
+      <w:start w:val="1"/>
+      <w:numFmt w:val="lowerLetter"/>
+      <w:lvlText w:val="%8."/>
+      <w:lvlJc w:val="left"/>
+      <w:pPr>
+        <w:ind w:left="5760" w:hanging="360"/>
+      </w:pPr>
+    </w:lvl>
+    <w:lvl w:ilvl="8" w:tplc="0C09001B" w:tentative="1">
+      <w:start w:val="1"/>
+      <w:numFmt w:val="lowerRoman"/>
+      <w:lvlText w:val="%9."/>
+      <w:lvlJc w:val="right"/>
+      <w:pPr>
+        <w:ind w:left="6480" w:hanging="180"/>
+      </w:pPr>
+    </w:lvl>
+  </w:abstractNum>
+  <w:abstractNum w:abstractNumId="2" w15:restartNumberingAfterBreak="0">
+    <w:nsid w:val="7494327D"/>
+    <w:multiLevelType w:val="hybridMultilevel"/>
+    <w:tmpl w:val="6F941326"/>
+    <w:lvl w:ilvl="0" w:tplc="0C09000F">
+      <w:start w:val="1"/>
+      <w:numFmt w:val="decimal"/>
+      <w:lvlText w:val="%1."/>
+      <w:lvlJc w:val="left"/>
+      <w:pPr>
+        <w:ind w:left="720" w:hanging="360"/>
+      </w:pPr>
+      <w:rPr>
+        <w:rFonts w:hint="default"/>
+      </w:rPr>
+    </w:lvl>
+    <w:lvl w:ilvl="1" w:tplc="0C090019" w:tentative="1">
+      <w:start w:val="1"/>
+      <w:numFmt w:val="lowerLetter"/>
+      <w:lvlText w:val="%2."/>
+      <w:lvlJc w:val="left"/>
+      <w:pPr>
+        <w:ind w:left="1440" w:hanging="360"/>
+      </w:pPr>
+    </w:lvl>
+    <w:lvl w:ilvl="2" w:tplc="0C09001B" w:tentative="1">
+      <w:start w:val="1"/>
+      <w:numFmt w:val="lowerRoman"/>
+      <w:lvlText w:val="%3."/>
+      <w:lvlJc w:val="right"/>
+      <w:pPr>
+        <w:ind w:left="2160" w:hanging="180"/>
+      </w:pPr>
+    </w:lvl>
+    <w:lvl w:ilvl="3" w:tplc="0C09000F" w:tentative="1">
+      <w:start w:val="1"/>
+      <w:numFmt w:val="decimal"/>
+      <w:lvlText w:val="%4."/>
+      <w:lvlJc w:val="left"/>
+      <w:pPr>
+        <w:ind w:left="2880" w:hanging="360"/>
+      </w:pPr>
+    </w:lvl>
+    <w:lvl w:ilvl="4" w:tplc="0C090019" w:tentative="1">
+      <w:start w:val="1"/>
+      <w:numFmt w:val="lowerLetter"/>
+      <w:lvlText w:val="%5."/>
+      <w:lvlJc w:val="left"/>
+      <w:pPr>
+        <w:ind w:left="3600" w:hanging="360"/>
+      </w:pPr>
+    </w:lvl>
+    <w:lvl w:ilvl="5" w:tplc="0C09001B" w:tentative="1">
+      <w:start w:val="1"/>
+      <w:numFmt w:val="lowerRoman"/>
+      <w:lvlText w:val="%6."/>
+      <w:lvlJc w:val="right"/>
+      <w:pPr>
+        <w:ind w:left="4320" w:hanging="180"/>
+      </w:pPr>
+    </w:lvl>
+    <w:lvl w:ilvl="6" w:tplc="0C09000F" w:tentative="1">
+      <w:start w:val="1"/>
+      <w:numFmt w:val="decimal"/>
+      <w:lvlText w:val="%7."/>
+      <w:lvlJc w:val="left"/>
+      <w:pPr>
+        <w:ind w:left="5040" w:hanging="360"/>
+      </w:pPr>
+    </w:lvl>
+    <w:lvl w:ilvl="7" w:tplc="0C090019" w:tentative="1">
+      <w:start w:val="1"/>
+      <w:numFmt w:val="lowerLetter"/>
+      <w:lvlText w:val="%8."/>
+      <w:lvlJc w:val="left"/>
+      <w:pPr>
+        <w:ind w:left="5760" w:hanging="360"/>
+      </w:pPr>
+    </w:lvl>
+    <w:lvl w:ilvl="8" w:tplc="0C09001B" w:tentative="1">
+      <w:start w:val="1"/>
+      <w:numFmt w:val="lowerRoman"/>
+      <w:lvlText w:val="%9."/>
+      <w:lvlJc w:val="right"/>
+      <w:pPr>
+        <w:ind w:left="6480" w:hanging="180"/>
+      </w:pPr>
+    </w:lvl>
+  </w:abstractNum>
+  <w:num w:numId="1" w16cid:durableId="1234006507">
+    <w:abstractNumId w:val="1"/>
+  </w:num>
+  <w:num w:numId="2" w16cid:durableId="1838425788">
+    <w:abstractNumId w:val="2"/>
+  </w:num>
+  <w:num w:numId="3" w16cid:durableId="882714966">
+    <w:abstractNumId w:val="0"/>
+  </w:num>
+</w:numbering>
 </file>
 
 <file path=word/styles.xml><?xml version="1.0" encoding="utf-8"?>
@@ -620,7 +1492,7 @@
     <w:uiPriority w:val="9"/>
     <w:unhideWhenUsed/>
     <w:qFormat/>
-    <w:rsid w:val="000D5BF4"/>
+    <w:rsid w:val="00E62239"/>
     <w:pPr>
       <w:outlineLvl w:val="3"/>
     </w:pPr>
@@ -740,7 +1612,6 @@
   <w:style w:type="character" w:default="1" w:styleId="DefaultParagraphFont">
     <w:name w:val="Default Paragraph Font"/>
     <w:uiPriority w:val="1"/>
-    <w:semiHidden/>
     <w:unhideWhenUsed/>
   </w:style>
   <w:style w:type="table" w:default="1" w:styleId="TableNormal">
@@ -769,7 +1640,7 @@
     <w:basedOn w:val="DefaultParagraphFont"/>
     <w:link w:val="Heading4"/>
     <w:uiPriority w:val="9"/>
-    <w:rsid w:val="000D5BF4"/>
+    <w:rsid w:val="00E62239"/>
     <w:rPr>
       <w:rFonts w:ascii="Arial" w:hAnsi="Arial" w:cs="Arial"/>
       <w:b/>

--- a/module4/miniproject1/planning.docx
+++ b/module4/miniproject1/planning.docx
@@ -353,9 +353,24 @@
     <w:p/>
     <w:p>
       <w:pPr>
+        <w:jc w:val="left"/>
+        <w:rPr>
+          <w:b/>
+          <w:bCs/>
+          <w:color w:val="FF0000"/>
+          <w:u w:val="single"/>
+        </w:rPr>
+      </w:pPr>
+      <w:r>
+        <w:br w:type="page"/>
+      </w:r>
+    </w:p>
+    <w:p>
+      <w:pPr>
         <w:pStyle w:val="Heading4"/>
       </w:pPr>
       <w:r>
+        <w:lastRenderedPageBreak/>
         <w:t>FUTURE DEVELO</w:t>
       </w:r>
       <w:r>
@@ -384,6 +399,12 @@
       </w:r>
     </w:p>
     <w:p>
+      <w:pPr>
+        <w:rPr>
+          <w:b/>
+          <w:bCs/>
+        </w:rPr>
+      </w:pPr>
       <w:r>
         <w:t>H</w:t>
       </w:r>
@@ -415,6 +436,7 @@
         <w:t xml:space="preserve"> this for the next mini project.</w:t>
       </w:r>
     </w:p>
+    <w:p/>
     <w:p>
       <w:r>
         <w:rPr>
@@ -429,26 +451,17 @@
       <w:r>
         <w:t xml:space="preserve"> extensive broker research on stocks and will implement this if I have time. Again, the key is only relevant research should be shown. I don’t need a data dump like all the incumbents.</w:t>
       </w:r>
-      <w:r>
-        <w:br w:type="page"/>
-      </w:r>
-      <w:r>
-        <w:lastRenderedPageBreak/>
+    </w:p>
+    <w:p>
+      <w:r>
         <w:t xml:space="preserve"> </w:t>
       </w:r>
     </w:p>
     <w:p>
       <w:pPr>
-        <w:rPr>
-          <w:b/>
-          <w:bCs/>
-        </w:rPr>
-      </w:pPr>
-      <w:r>
-        <w:rPr>
-          <w:b/>
-          <w:bCs/>
-        </w:rPr>
+        <w:pStyle w:val="Heading4"/>
+      </w:pPr>
+      <w:r>
         <w:t>Requirements:</w:t>
       </w:r>
     </w:p>
@@ -477,10 +490,7 @@
     </w:p>
     <w:p>
       <w:r>
-        <w:t>A</w:t>
-      </w:r>
-      <w:r>
-        <w:t xml:space="preserve"> mobile dashboard with large </w:t>
+        <w:t xml:space="preserve">A mobile dashboard with large </w:t>
       </w:r>
       <w:proofErr w:type="spellStart"/>
       <w:r>
@@ -658,23 +668,13 @@
     <w:p/>
     <w:p/>
     <w:p/>
-    <w:p>
-      <w:r>
-        <w:t>Stock cards page</w:t>
-      </w:r>
-    </w:p>
     <w:p/>
     <w:p>
-      <w:r>
-        <w:t>Different data shown for each share price</w:t>
-      </w:r>
-    </w:p>
-    <w:p/>
-    <w:p>
       <w:pPr>
         <w:jc w:val="left"/>
       </w:pPr>
       <w:r>
+        <w:lastRenderedPageBreak/>
         <w:br w:type="page"/>
       </w:r>
     </w:p>
@@ -712,6 +712,56 @@
     </w:sectPr>
   </w:body>
 </w:document>
+</file>
+
+<file path=word/endnotes.xml><?xml version="1.0" encoding="utf-8"?>
+<w:endnotes xmlns:wpc="http://schemas.microsoft.com/office/word/2010/wordprocessingCanvas" xmlns:cx="http://schemas.microsoft.com/office/drawing/2014/chartex" xmlns:cx1="http://schemas.microsoft.com/office/drawing/2015/9/8/chartex" xmlns:cx2="http://schemas.microsoft.com/office/drawing/2015/10/21/chartex" xmlns:cx3="http://schemas.microsoft.com/office/drawing/2016/5/9/chartex" xmlns:cx4="http://schemas.microsoft.com/office/drawing/2016/5/10/chartex" xmlns:cx5="http://schemas.microsoft.com/office/drawing/2016/5/11/chartex" xmlns:cx6="http://schemas.microsoft.com/office/drawing/2016/5/12/chartex" xmlns:cx7="http://schemas.microsoft.com/office/drawing/2016/5/13/chartex" xmlns:cx8="http://schemas.microsoft.com/office/drawing/2016/5/14/chartex" xmlns:mc="http://schemas.openxmlformats.org/markup-compatibility/2006" xmlns:aink="http://schemas.microsoft.com/office/drawing/2016/ink" xmlns:am3d="http://schemas.microsoft.com/office/drawing/2017/model3d" xmlns:o="urn:schemas-microsoft-com:office:office" xmlns:oel="http://schemas.microsoft.com/office/2019/extlst" xmlns:r="http://schemas.openxmlformats.org/officeDocument/2006/relationships" xmlns:m="http://schemas.openxmlformats.org/officeDocument/2006/math" xmlns:v="urn:schemas-microsoft-com:vml" xmlns:wp14="http://schemas.microsoft.com/office/word/2010/wordprocessingDrawing" xmlns:wp="http://schemas.openxmlformats.org/drawingml/2006/wordprocessingDrawing" xmlns:w10="urn:schemas-microsoft-com:office:word" xmlns:w="http://schemas.openxmlformats.org/wordprocessingml/2006/main" xmlns:w14="http://schemas.microsoft.com/office/word/2010/wordml" xmlns:w15="http://schemas.microsoft.com/office/word/2012/wordml" xmlns:w16cex="http://schemas.microsoft.com/office/word/2018/wordml/cex" xmlns:w16cid="http://schemas.microsoft.com/office/word/2016/wordml/cid" xmlns:w16="http://schemas.microsoft.com/office/word/2018/wordml" xmlns:w16du="http://schemas.microsoft.com/office/word/2023/wordml/word16du" xmlns:w16sdtdh="http://schemas.microsoft.com/office/word/2020/wordml/sdtdatahash" xmlns:w16sdtfl="http://schemas.microsoft.com/office/word/2024/wordml/sdtformatlock" xmlns:w16se="http://schemas.microsoft.com/office/word/2015/wordml/symex" xmlns:wpg="http://schemas.microsoft.com/office/word/2010/wordprocessingGroup" xmlns:wpi="http://schemas.microsoft.com/office/word/2010/wordprocessingInk" xmlns:wne="http://schemas.microsoft.com/office/word/2006/wordml" xmlns:wps="http://schemas.microsoft.com/office/word/2010/wordprocessingShape" mc:Ignorable="w14 w15 w16se w16cid w16 w16cex w16sdtdh w16sdtfl w16du wp14">
+  <w:endnote w:type="separator" w:id="-1">
+    <w:p>
+      <w:pPr>
+        <w:spacing w:after="0" w:line="240" w:lineRule="auto"/>
+      </w:pPr>
+      <w:r>
+        <w:separator/>
+      </w:r>
+    </w:p>
+  </w:endnote>
+  <w:endnote w:type="continuationSeparator" w:id="0">
+    <w:p>
+      <w:pPr>
+        <w:spacing w:after="0" w:line="240" w:lineRule="auto"/>
+      </w:pPr>
+      <w:r>
+        <w:continuationSeparator/>
+      </w:r>
+    </w:p>
+  </w:endnote>
+</w:endnotes>
+</file>
+
+<file path=word/footnotes.xml><?xml version="1.0" encoding="utf-8"?>
+<w:footnotes xmlns:wpc="http://schemas.microsoft.com/office/word/2010/wordprocessingCanvas" xmlns:cx="http://schemas.microsoft.com/office/drawing/2014/chartex" xmlns:cx1="http://schemas.microsoft.com/office/drawing/2015/9/8/chartex" xmlns:cx2="http://schemas.microsoft.com/office/drawing/2015/10/21/chartex" xmlns:cx3="http://schemas.microsoft.com/office/drawing/2016/5/9/chartex" xmlns:cx4="http://schemas.microsoft.com/office/drawing/2016/5/10/chartex" xmlns:cx5="http://schemas.microsoft.com/office/drawing/2016/5/11/chartex" xmlns:cx6="http://schemas.microsoft.com/office/drawing/2016/5/12/chartex" xmlns:cx7="http://schemas.microsoft.com/office/drawing/2016/5/13/chartex" xmlns:cx8="http://schemas.microsoft.com/office/drawing/2016/5/14/chartex" xmlns:mc="http://schemas.openxmlformats.org/markup-compatibility/2006" xmlns:aink="http://schemas.microsoft.com/office/drawing/2016/ink" xmlns:am3d="http://schemas.microsoft.com/office/drawing/2017/model3d" xmlns:o="urn:schemas-microsoft-com:office:office" xmlns:oel="http://schemas.microsoft.com/office/2019/extlst" xmlns:r="http://schemas.openxmlformats.org/officeDocument/2006/relationships" xmlns:m="http://schemas.openxmlformats.org/officeDocument/2006/math" xmlns:v="urn:schemas-microsoft-com:vml" xmlns:wp14="http://schemas.microsoft.com/office/word/2010/wordprocessingDrawing" xmlns:wp="http://schemas.openxmlformats.org/drawingml/2006/wordprocessingDrawing" xmlns:w10="urn:schemas-microsoft-com:office:word" xmlns:w="http://schemas.openxmlformats.org/wordprocessingml/2006/main" xmlns:w14="http://schemas.microsoft.com/office/word/2010/wordml" xmlns:w15="http://schemas.microsoft.com/office/word/2012/wordml" xmlns:w16cex="http://schemas.microsoft.com/office/word/2018/wordml/cex" xmlns:w16cid="http://schemas.microsoft.com/office/word/2016/wordml/cid" xmlns:w16="http://schemas.microsoft.com/office/word/2018/wordml" xmlns:w16du="http://schemas.microsoft.com/office/word/2023/wordml/word16du" xmlns:w16sdtdh="http://schemas.microsoft.com/office/word/2020/wordml/sdtdatahash" xmlns:w16sdtfl="http://schemas.microsoft.com/office/word/2024/wordml/sdtformatlock" xmlns:w16se="http://schemas.microsoft.com/office/word/2015/wordml/symex" xmlns:wpg="http://schemas.microsoft.com/office/word/2010/wordprocessingGroup" xmlns:wpi="http://schemas.microsoft.com/office/word/2010/wordprocessingInk" xmlns:wne="http://schemas.microsoft.com/office/word/2006/wordml" xmlns:wps="http://schemas.microsoft.com/office/word/2010/wordprocessingShape" mc:Ignorable="w14 w15 w16se w16cid w16 w16cex w16sdtdh w16sdtfl w16du wp14">
+  <w:footnote w:type="separator" w:id="-1">
+    <w:p>
+      <w:pPr>
+        <w:spacing w:after="0" w:line="240" w:lineRule="auto"/>
+      </w:pPr>
+      <w:r>
+        <w:separator/>
+      </w:r>
+    </w:p>
+  </w:footnote>
+  <w:footnote w:type="continuationSeparator" w:id="0">
+    <w:p>
+      <w:pPr>
+        <w:spacing w:after="0" w:line="240" w:lineRule="auto"/>
+      </w:pPr>
+      <w:r>
+        <w:continuationSeparator/>
+      </w:r>
+    </w:p>
+  </w:footnote>
+</w:footnotes>
 </file>
 
 <file path=word/numbering.xml><?xml version="1.0" encoding="utf-8"?>
@@ -1612,6 +1662,7 @@
   <w:style w:type="character" w:default="1" w:styleId="DefaultParagraphFont">
     <w:name w:val="Default Paragraph Font"/>
     <w:uiPriority w:val="1"/>
+    <w:semiHidden/>
     <w:unhideWhenUsed/>
   </w:style>
   <w:style w:type="table" w:default="1" w:styleId="TableNormal">
@@ -1914,6 +1965,56 @@
       <w:smallCaps/>
       <w:color w:val="0F4761" w:themeColor="accent1" w:themeShade="BF"/>
       <w:spacing w:val="5"/>
+    </w:rPr>
+  </w:style>
+  <w:style w:type="paragraph" w:styleId="Header">
+    <w:name w:val="header"/>
+    <w:basedOn w:val="Normal"/>
+    <w:link w:val="HeaderChar"/>
+    <w:uiPriority w:val="99"/>
+    <w:unhideWhenUsed/>
+    <w:rsid w:val="002D398D"/>
+    <w:pPr>
+      <w:tabs>
+        <w:tab w:val="center" w:pos="4513"/>
+        <w:tab w:val="right" w:pos="9026"/>
+      </w:tabs>
+      <w:spacing w:after="0" w:line="240" w:lineRule="auto"/>
+    </w:pPr>
+  </w:style>
+  <w:style w:type="character" w:customStyle="1" w:styleId="HeaderChar">
+    <w:name w:val="Header Char"/>
+    <w:basedOn w:val="DefaultParagraphFont"/>
+    <w:link w:val="Header"/>
+    <w:uiPriority w:val="99"/>
+    <w:rsid w:val="002D398D"/>
+    <w:rPr>
+      <w:rFonts w:ascii="Arial" w:hAnsi="Arial" w:cs="Arial"/>
+    </w:rPr>
+  </w:style>
+  <w:style w:type="paragraph" w:styleId="Footer">
+    <w:name w:val="footer"/>
+    <w:basedOn w:val="Normal"/>
+    <w:link w:val="FooterChar"/>
+    <w:uiPriority w:val="99"/>
+    <w:unhideWhenUsed/>
+    <w:rsid w:val="002D398D"/>
+    <w:pPr>
+      <w:tabs>
+        <w:tab w:val="center" w:pos="4513"/>
+        <w:tab w:val="right" w:pos="9026"/>
+      </w:tabs>
+      <w:spacing w:after="0" w:line="240" w:lineRule="auto"/>
+    </w:pPr>
+  </w:style>
+  <w:style w:type="character" w:customStyle="1" w:styleId="FooterChar">
+    <w:name w:val="Footer Char"/>
+    <w:basedOn w:val="DefaultParagraphFont"/>
+    <w:link w:val="Footer"/>
+    <w:uiPriority w:val="99"/>
+    <w:rsid w:val="002D398D"/>
+    <w:rPr>
+      <w:rFonts w:ascii="Arial" w:hAnsi="Arial" w:cs="Arial"/>
     </w:rPr>
   </w:style>
 </w:styles>

--- a/module4/miniproject1/planning.docx
+++ b/module4/miniproject1/planning.docx
@@ -10,6 +10,29 @@
         <w:t>Module 4b: mini project 1</w:t>
       </w:r>
     </w:p>
+    <w:p>
+      <w:pPr>
+        <w:pStyle w:val="Heading4"/>
+      </w:pPr>
+    </w:p>
+    <w:p>
+      <w:pPr>
+        <w:pStyle w:val="Heading4"/>
+      </w:pPr>
+      <w:r>
+        <w:t>TO RUN</w:t>
+      </w:r>
+    </w:p>
+    <w:p>
+      <w:r>
+        <w:t>npx json-server db.json --port 3000</w:t>
+      </w:r>
+    </w:p>
+    <w:p>
+      <w:r>
+        <w:t>Go Live</w:t>
+      </w:r>
+    </w:p>
     <w:p/>
     <w:p>
       <w:pPr>
@@ -56,15 +79,7 @@
         <w:t xml:space="preserve"> </w:t>
       </w:r>
       <w:r>
-        <w:t xml:space="preserve">(Apache </w:t>
-      </w:r>
-      <w:proofErr w:type="spellStart"/>
-      <w:r>
-        <w:t>ECharts</w:t>
-      </w:r>
-      <w:proofErr w:type="spellEnd"/>
-      <w:r>
-        <w:t>)</w:t>
+        <w:t>(Apache ECharts)</w:t>
       </w:r>
       <w:r>
         <w:t xml:space="preserve"> and AXIOS to call on a local JSON </w:t>
@@ -490,28 +505,12 @@
     </w:p>
     <w:p>
       <w:r>
-        <w:t xml:space="preserve">A mobile dashboard with large </w:t>
-      </w:r>
-      <w:proofErr w:type="spellStart"/>
-      <w:r>
-        <w:t>lense</w:t>
-      </w:r>
-      <w:proofErr w:type="spellEnd"/>
-      <w:r>
-        <w:t xml:space="preserve"> containers stacked vertically. </w:t>
-      </w:r>
-    </w:p>
-    <w:p>
-      <w:r>
-        <w:t xml:space="preserve">Each </w:t>
-      </w:r>
-      <w:proofErr w:type="spellStart"/>
-      <w:r>
-        <w:t>lense</w:t>
-      </w:r>
-      <w:proofErr w:type="spellEnd"/>
-      <w:r>
-        <w:t xml:space="preserve"> container should have a chart highlighting how lenses are doing versus the market</w:t>
+        <w:t xml:space="preserve">A mobile dashboard with large lense containers stacked vertically. </w:t>
+      </w:r>
+    </w:p>
+    <w:p>
+      <w:r>
+        <w:t>Each lense container should have a chart highlighting how lenses are doing versus the market</w:t>
       </w:r>
       <w:r>
         <w:t>.</w:t>
@@ -555,13 +554,8 @@
         <w:t xml:space="preserve">a </w:t>
       </w:r>
       <w:r>
-        <w:t xml:space="preserve">watchlist of stocks on a small mobile screen divided by </w:t>
-      </w:r>
-      <w:proofErr w:type="spellStart"/>
-      <w:r>
-        <w:t>lense</w:t>
-      </w:r>
-      <w:proofErr w:type="spellEnd"/>
+        <w:t>watchlist of stocks on a small mobile screen divided by lense</w:t>
+      </w:r>
       <w:r>
         <w:t xml:space="preserve"> categories</w:t>
       </w:r>
@@ -574,15 +568,7 @@
     </w:p>
     <w:p>
       <w:r>
-        <w:t xml:space="preserve">I should be able to allocate a </w:t>
-      </w:r>
-      <w:proofErr w:type="spellStart"/>
-      <w:r>
-        <w:t>lense</w:t>
-      </w:r>
-      <w:proofErr w:type="spellEnd"/>
-      <w:r>
-        <w:t xml:space="preserve"> to a stock and </w:t>
+        <w:t xml:space="preserve">I should be able to allocate a lense to a stock and </w:t>
       </w:r>
       <w:r>
         <w:t>start researching it wh</w:t>
@@ -602,15 +588,7 @@
     </w:p>
     <w:p>
       <w:r>
-        <w:t xml:space="preserve">I want to see each stock's key metrics according to their </w:t>
-      </w:r>
-      <w:proofErr w:type="spellStart"/>
-      <w:r>
-        <w:t>lense</w:t>
-      </w:r>
-      <w:proofErr w:type="spellEnd"/>
-      <w:r>
-        <w:t xml:space="preserve"> category.</w:t>
+        <w:t>I want to see each stock's key metrics according to their lense category.</w:t>
       </w:r>
       <w:r>
         <w:t xml:space="preserve"> I don’t want every metric for every stock.</w:t>
@@ -685,7 +663,6 @@
           <w:bCs/>
         </w:rPr>
       </w:pPr>
-      <w:proofErr w:type="spellStart"/>
       <w:r>
         <w:rPr>
           <w:b/>
@@ -694,7 +671,6 @@
         <w:lastRenderedPageBreak/>
         <w:t>Deisn</w:t>
       </w:r>
-      <w:proofErr w:type="spellEnd"/>
       <w:r>
         <w:rPr>
           <w:b/>
@@ -1662,7 +1638,6 @@
   <w:style w:type="character" w:default="1" w:styleId="DefaultParagraphFont">
     <w:name w:val="Default Paragraph Font"/>
     <w:uiPriority w:val="1"/>
-    <w:semiHidden/>
     <w:unhideWhenUsed/>
   </w:style>
   <w:style w:type="table" w:default="1" w:styleId="TableNormal">
